--- a/Documentation/006CP2744_day27.docx
+++ b/Documentation/006CP2744_day27.docx
@@ -542,6 +542,22 @@
           <w:bCs/>
         </w:rPr>
       </w:pPr>
+    </w:p>
+    <w:p>
+      <w:pPr>
+        <w:rPr>
+          <w:b/>
+          <w:bCs/>
+        </w:rPr>
+      </w:pPr>
+    </w:p>
+    <w:p>
+      <w:pPr>
+        <w:rPr>
+          <w:b/>
+          <w:bCs/>
+        </w:rPr>
+      </w:pPr>
       <w:r>
         <w:rPr>
           <w:b/>
@@ -657,6 +673,1524 @@
           <w:bCs/>
         </w:rPr>
       </w:pPr>
+    </w:p>
+    <w:p>
+      <w:pPr>
+        <w:rPr>
+          <w:b/>
+          <w:bCs/>
+        </w:rPr>
+      </w:pPr>
+    </w:p>
+    <w:p>
+      <w:pPr>
+        <w:rPr>
+          <w:b/>
+          <w:bCs/>
+        </w:rPr>
+      </w:pPr>
+    </w:p>
+    <w:p>
+      <w:pPr>
+        <w:rPr>
+          <w:b/>
+          <w:bCs/>
+        </w:rPr>
+      </w:pPr>
+      <w:r>
+        <w:rPr>
+          <w:b/>
+          <w:bCs/>
+        </w:rPr>
+        <w:t>Step 3:</w:t>
+      </w:r>
+    </w:p>
+    <w:p>
+      <w:pPr>
+        <w:rPr>
+          <w:b/>
+          <w:bCs/>
+        </w:rPr>
+      </w:pPr>
+      <w:r>
+        <w:rPr>
+          <w:b/>
+          <w:bCs/>
+        </w:rPr>
+        <w:t>Create User Entity</w:t>
+      </w:r>
+    </w:p>
+    <w:p>
+      <w:pPr>
+        <w:rPr>
+          <w:b/>
+          <w:bCs/>
+        </w:rPr>
+      </w:pPr>
+      <w:r>
+        <w:rPr>
+          <w:b/>
+          <w:bCs/>
+        </w:rPr>
+        <w:t>Define a simple User model for persistence.</w:t>
+      </w:r>
+    </w:p>
+    <w:p>
+      <w:pPr>
+        <w:rPr>
+          <w:b/>
+          <w:bCs/>
+        </w:rPr>
+      </w:pPr>
+      <w:r>
+        <w:rPr>
+          <w:b/>
+          <w:bCs/>
+        </w:rPr>
+        <w:t>Add fields: id, name, email</w:t>
+      </w:r>
+    </w:p>
+    <w:p>
+      <w:pPr>
+        <w:rPr>
+          <w:b/>
+          <w:bCs/>
+        </w:rPr>
+      </w:pPr>
+      <w:r>
+        <w:rPr>
+          <w:b/>
+          <w:bCs/>
+        </w:rPr>
+        <w:t>Annotate with @Entity</w:t>
+      </w:r>
+    </w:p>
+    <w:p>
+      <w:pPr>
+        <w:rPr>
+          <w:b/>
+          <w:bCs/>
+        </w:rPr>
+      </w:pPr>
+      <w:r>
+        <w:rPr>
+          <w:b/>
+          <w:bCs/>
+        </w:rPr>
+        <w:t>Use @Id and @GeneratedValue for primary key</w:t>
+      </w:r>
+    </w:p>
+    <w:p>
+      <w:pPr>
+        <w:rPr>
+          <w:b/>
+          <w:bCs/>
+        </w:rPr>
+      </w:pPr>
+      <w:r>
+        <w:rPr>
+          <w:b/>
+          <w:bCs/>
+        </w:rPr>
+        <w:t xml:space="preserve">Like …given below… you can use </w:t>
+      </w:r>
+      <w:proofErr w:type="spellStart"/>
+      <w:r>
+        <w:rPr>
+          <w:b/>
+          <w:bCs/>
+        </w:rPr>
+        <w:t>ur</w:t>
+      </w:r>
+      <w:proofErr w:type="spellEnd"/>
+      <w:r>
+        <w:rPr>
+          <w:b/>
+          <w:bCs/>
+        </w:rPr>
+        <w:t xml:space="preserve"> own</w:t>
+      </w:r>
+    </w:p>
+    <w:p>
+      <w:pPr>
+        <w:rPr>
+          <w:b/>
+          <w:bCs/>
+        </w:rPr>
+      </w:pPr>
+    </w:p>
+    <w:p>
+      <w:pPr>
+        <w:rPr>
+          <w:b/>
+          <w:bCs/>
+        </w:rPr>
+      </w:pPr>
+      <w:r>
+        <w:rPr>
+          <w:b/>
+          <w:bCs/>
+        </w:rPr>
+        <w:lastRenderedPageBreak/>
+        <w:drawing>
+          <wp:inline distT="0" distB="0" distL="0" distR="0" wp14:anchorId="07A8DBCA" wp14:editId="74048DDA">
+            <wp:extent cx="4229317" cy="3759393"/>
+            <wp:effectExtent l="0" t="0" r="0" b="0"/>
+            <wp:docPr id="229017883" name="Picture 1"/>
+            <wp:cNvGraphicFramePr>
+              <a:graphicFrameLocks xmlns:a="http://schemas.openxmlformats.org/drawingml/2006/main" noChangeAspect="1"/>
+            </wp:cNvGraphicFramePr>
+            <a:graphic xmlns:a="http://schemas.openxmlformats.org/drawingml/2006/main">
+              <a:graphicData uri="http://schemas.openxmlformats.org/drawingml/2006/picture">
+                <pic:pic xmlns:pic="http://schemas.openxmlformats.org/drawingml/2006/picture">
+                  <pic:nvPicPr>
+                    <pic:cNvPr id="229017883" name=""/>
+                    <pic:cNvPicPr/>
+                  </pic:nvPicPr>
+                  <pic:blipFill>
+                    <a:blip r:embed="rId5"/>
+                    <a:stretch>
+                      <a:fillRect/>
+                    </a:stretch>
+                  </pic:blipFill>
+                  <pic:spPr>
+                    <a:xfrm>
+                      <a:off x="0" y="0"/>
+                      <a:ext cx="4229317" cy="3759393"/>
+                    </a:xfrm>
+                    <a:prstGeom prst="rect">
+                      <a:avLst/>
+                    </a:prstGeom>
+                  </pic:spPr>
+                </pic:pic>
+              </a:graphicData>
+            </a:graphic>
+          </wp:inline>
+        </w:drawing>
+      </w:r>
+    </w:p>
+    <w:p>
+      <w:pPr>
+        <w:rPr>
+          <w:b/>
+          <w:bCs/>
+        </w:rPr>
+      </w:pPr>
+    </w:p>
+    <w:p>
+      <w:pPr>
+        <w:rPr>
+          <w:b/>
+          <w:bCs/>
+        </w:rPr>
+      </w:pPr>
+    </w:p>
+    <w:p>
+      <w:pPr>
+        <w:rPr>
+          <w:b/>
+          <w:bCs/>
+        </w:rPr>
+      </w:pPr>
+      <w:r>
+        <w:rPr>
+          <w:b/>
+          <w:bCs/>
+        </w:rPr>
+        <w:t>Step 4:</w:t>
+      </w:r>
+    </w:p>
+    <w:p>
+      <w:pPr>
+        <w:rPr>
+          <w:b/>
+          <w:bCs/>
+        </w:rPr>
+      </w:pPr>
+      <w:r>
+        <w:rPr>
+          <w:b/>
+          <w:bCs/>
+        </w:rPr>
+        <w:t>Create Repository</w:t>
+      </w:r>
+    </w:p>
+    <w:p>
+      <w:pPr>
+        <w:rPr>
+          <w:b/>
+          <w:bCs/>
+        </w:rPr>
+      </w:pPr>
+      <w:r>
+        <w:rPr>
+          <w:b/>
+          <w:bCs/>
+        </w:rPr>
+        <w:t>Provide database access using Spring Data JPA.</w:t>
+      </w:r>
+    </w:p>
+    <w:p>
+      <w:pPr>
+        <w:rPr>
+          <w:b/>
+          <w:bCs/>
+        </w:rPr>
+      </w:pPr>
+      <w:r>
+        <w:rPr>
+          <w:b/>
+          <w:bCs/>
+        </w:rPr>
+        <w:t xml:space="preserve">Extend </w:t>
+      </w:r>
+      <w:proofErr w:type="spellStart"/>
+      <w:r>
+        <w:rPr>
+          <w:b/>
+          <w:bCs/>
+        </w:rPr>
+        <w:t>JpaRepository</w:t>
+      </w:r>
+      <w:proofErr w:type="spellEnd"/>
+      <w:r>
+        <w:rPr>
+          <w:b/>
+          <w:bCs/>
+        </w:rPr>
+        <w:t xml:space="preserve">&lt;User, </w:t>
+      </w:r>
+      <w:proofErr w:type="gramStart"/>
+      <w:r>
+        <w:rPr>
+          <w:b/>
+          <w:bCs/>
+        </w:rPr>
+        <w:t>Long</w:t>
+      </w:r>
+      <w:proofErr w:type="gramEnd"/>
+      <w:r>
+        <w:rPr>
+          <w:b/>
+          <w:bCs/>
+        </w:rPr>
+        <w:t>&gt;</w:t>
+      </w:r>
+    </w:p>
+    <w:p>
+      <w:pPr>
+        <w:rPr>
+          <w:b/>
+          <w:bCs/>
+        </w:rPr>
+      </w:pPr>
+      <w:r>
+        <w:rPr>
+          <w:b/>
+          <w:bCs/>
+        </w:rPr>
+        <w:t>No need to write SQL manually</w:t>
+      </w:r>
+    </w:p>
+    <w:p>
+      <w:pPr>
+        <w:rPr>
+          <w:b/>
+          <w:bCs/>
+        </w:rPr>
+      </w:pPr>
+    </w:p>
+    <w:p>
+      <w:pPr>
+        <w:rPr>
+          <w:b/>
+          <w:bCs/>
+        </w:rPr>
+      </w:pPr>
+      <w:r>
+        <w:rPr>
+          <w:b/>
+          <w:bCs/>
+        </w:rPr>
+        <w:drawing>
+          <wp:inline distT="0" distB="0" distL="0" distR="0" wp14:anchorId="52E6F3C4" wp14:editId="3D5B2106">
+            <wp:extent cx="6197600" cy="2390172"/>
+            <wp:effectExtent l="0" t="0" r="0" b="0"/>
+            <wp:docPr id="613256913" name="Picture 1"/>
+            <wp:cNvGraphicFramePr>
+              <a:graphicFrameLocks xmlns:a="http://schemas.openxmlformats.org/drawingml/2006/main" noChangeAspect="1"/>
+            </wp:cNvGraphicFramePr>
+            <a:graphic xmlns:a="http://schemas.openxmlformats.org/drawingml/2006/main">
+              <a:graphicData uri="http://schemas.openxmlformats.org/drawingml/2006/picture">
+                <pic:pic xmlns:pic="http://schemas.openxmlformats.org/drawingml/2006/picture">
+                  <pic:nvPicPr>
+                    <pic:cNvPr id="613256913" name=""/>
+                    <pic:cNvPicPr/>
+                  </pic:nvPicPr>
+                  <pic:blipFill>
+                    <a:blip r:embed="rId6"/>
+                    <a:stretch>
+                      <a:fillRect/>
+                    </a:stretch>
+                  </pic:blipFill>
+                  <pic:spPr>
+                    <a:xfrm>
+                      <a:off x="0" y="0"/>
+                      <a:ext cx="6217846" cy="2397980"/>
+                    </a:xfrm>
+                    <a:prstGeom prst="rect">
+                      <a:avLst/>
+                    </a:prstGeom>
+                  </pic:spPr>
+                </pic:pic>
+              </a:graphicData>
+            </a:graphic>
+          </wp:inline>
+        </w:drawing>
+      </w:r>
+    </w:p>
+    <w:p>
+      <w:pPr>
+        <w:rPr>
+          <w:b/>
+          <w:bCs/>
+        </w:rPr>
+      </w:pPr>
+    </w:p>
+    <w:p>
+      <w:pPr>
+        <w:rPr>
+          <w:b/>
+          <w:bCs/>
+        </w:rPr>
+      </w:pPr>
+      <w:r>
+        <w:rPr>
+          <w:b/>
+          <w:bCs/>
+        </w:rPr>
+        <w:t>Step 5:</w:t>
+      </w:r>
+    </w:p>
+    <w:p>
+      <w:pPr>
+        <w:rPr>
+          <w:b/>
+          <w:bCs/>
+        </w:rPr>
+      </w:pPr>
+    </w:p>
+    <w:p>
+      <w:pPr>
+        <w:rPr>
+          <w:b/>
+          <w:bCs/>
+        </w:rPr>
+      </w:pPr>
+      <w:r>
+        <w:rPr>
+          <w:b/>
+          <w:bCs/>
+        </w:rPr>
+        <w:t>Create Service Layer</w:t>
+      </w:r>
+    </w:p>
+    <w:p>
+      <w:pPr>
+        <w:rPr>
+          <w:b/>
+          <w:bCs/>
+        </w:rPr>
+      </w:pPr>
+      <w:r>
+        <w:rPr>
+          <w:b/>
+          <w:bCs/>
+        </w:rPr>
+        <w:t>Add business logic for user operations.</w:t>
+      </w:r>
+    </w:p>
+    <w:p>
+      <w:pPr>
+        <w:rPr>
+          <w:b/>
+          <w:bCs/>
+        </w:rPr>
+      </w:pPr>
+      <w:r>
+        <w:rPr>
+          <w:b/>
+          <w:bCs/>
+        </w:rPr>
+        <w:t xml:space="preserve">Methods: </w:t>
+      </w:r>
+      <w:proofErr w:type="spellStart"/>
+      <w:r>
+        <w:rPr>
+          <w:b/>
+          <w:bCs/>
+        </w:rPr>
+        <w:t>createUser</w:t>
+      </w:r>
+      <w:proofErr w:type="spellEnd"/>
+      <w:r>
+        <w:rPr>
+          <w:b/>
+          <w:bCs/>
+        </w:rPr>
+        <w:t xml:space="preserve">, </w:t>
+      </w:r>
+      <w:proofErr w:type="spellStart"/>
+      <w:r>
+        <w:rPr>
+          <w:b/>
+          <w:bCs/>
+        </w:rPr>
+        <w:t>getAllUsers</w:t>
+      </w:r>
+      <w:proofErr w:type="spellEnd"/>
+      <w:r>
+        <w:rPr>
+          <w:b/>
+          <w:bCs/>
+        </w:rPr>
+        <w:t xml:space="preserve">, </w:t>
+      </w:r>
+      <w:proofErr w:type="spellStart"/>
+      <w:r>
+        <w:rPr>
+          <w:b/>
+          <w:bCs/>
+        </w:rPr>
+        <w:t>getUserById</w:t>
+      </w:r>
+      <w:proofErr w:type="spellEnd"/>
+    </w:p>
+    <w:p>
+      <w:pPr>
+        <w:rPr>
+          <w:b/>
+          <w:bCs/>
+        </w:rPr>
+      </w:pPr>
+      <w:proofErr w:type="spellStart"/>
+      <w:r>
+        <w:rPr>
+          <w:b/>
+          <w:bCs/>
+        </w:rPr>
+        <w:t>Autowire</w:t>
+      </w:r>
+      <w:proofErr w:type="spellEnd"/>
+      <w:r>
+        <w:rPr>
+          <w:b/>
+          <w:bCs/>
+        </w:rPr>
+        <w:t xml:space="preserve"> </w:t>
+      </w:r>
+      <w:proofErr w:type="spellStart"/>
+      <w:r>
+        <w:rPr>
+          <w:b/>
+          <w:bCs/>
+        </w:rPr>
+        <w:t>UserRepository</w:t>
+      </w:r>
+      <w:proofErr w:type="spellEnd"/>
+    </w:p>
+    <w:p>
+      <w:pPr>
+        <w:rPr>
+          <w:b/>
+          <w:bCs/>
+        </w:rPr>
+      </w:pPr>
+    </w:p>
+    <w:p>
+      <w:pPr>
+        <w:rPr>
+          <w:b/>
+          <w:bCs/>
+        </w:rPr>
+      </w:pPr>
+      <w:r>
+        <w:rPr>
+          <w:b/>
+          <w:bCs/>
+        </w:rPr>
+        <w:lastRenderedPageBreak/>
+        <w:drawing>
+          <wp:inline distT="0" distB="0" distL="0" distR="0" wp14:anchorId="14DFD3F8" wp14:editId="69D381F2">
+            <wp:extent cx="4838949" cy="3314870"/>
+            <wp:effectExtent l="0" t="0" r="0" b="0"/>
+            <wp:docPr id="1302259450" name="Picture 1"/>
+            <wp:cNvGraphicFramePr>
+              <a:graphicFrameLocks xmlns:a="http://schemas.openxmlformats.org/drawingml/2006/main" noChangeAspect="1"/>
+            </wp:cNvGraphicFramePr>
+            <a:graphic xmlns:a="http://schemas.openxmlformats.org/drawingml/2006/main">
+              <a:graphicData uri="http://schemas.openxmlformats.org/drawingml/2006/picture">
+                <pic:pic xmlns:pic="http://schemas.openxmlformats.org/drawingml/2006/picture">
+                  <pic:nvPicPr>
+                    <pic:cNvPr id="1302259450" name=""/>
+                    <pic:cNvPicPr/>
+                  </pic:nvPicPr>
+                  <pic:blipFill>
+                    <a:blip r:embed="rId7"/>
+                    <a:stretch>
+                      <a:fillRect/>
+                    </a:stretch>
+                  </pic:blipFill>
+                  <pic:spPr>
+                    <a:xfrm>
+                      <a:off x="0" y="0"/>
+                      <a:ext cx="4838949" cy="3314870"/>
+                    </a:xfrm>
+                    <a:prstGeom prst="rect">
+                      <a:avLst/>
+                    </a:prstGeom>
+                  </pic:spPr>
+                </pic:pic>
+              </a:graphicData>
+            </a:graphic>
+          </wp:inline>
+        </w:drawing>
+      </w:r>
+    </w:p>
+    <w:p>
+      <w:pPr>
+        <w:rPr>
+          <w:b/>
+          <w:bCs/>
+        </w:rPr>
+      </w:pPr>
+    </w:p>
+    <w:p>
+      <w:pPr>
+        <w:rPr>
+          <w:b/>
+          <w:bCs/>
+        </w:rPr>
+      </w:pPr>
+    </w:p>
+    <w:p>
+      <w:pPr>
+        <w:rPr>
+          <w:b/>
+          <w:bCs/>
+        </w:rPr>
+      </w:pPr>
+      <w:r>
+        <w:rPr>
+          <w:b/>
+          <w:bCs/>
+        </w:rPr>
+        <w:t>Step 6:</w:t>
+      </w:r>
+    </w:p>
+    <w:p>
+      <w:pPr>
+        <w:rPr>
+          <w:b/>
+          <w:bCs/>
+        </w:rPr>
+      </w:pPr>
+    </w:p>
+    <w:p>
+      <w:pPr>
+        <w:rPr>
+          <w:b/>
+          <w:bCs/>
+        </w:rPr>
+      </w:pPr>
+      <w:r>
+        <w:rPr>
+          <w:b/>
+          <w:bCs/>
+        </w:rPr>
+        <w:t>Create REST Controller</w:t>
+      </w:r>
+    </w:p>
+    <w:p>
+      <w:pPr>
+        <w:rPr>
+          <w:b/>
+          <w:bCs/>
+        </w:rPr>
+      </w:pPr>
+      <w:r>
+        <w:rPr>
+          <w:b/>
+          <w:bCs/>
+        </w:rPr>
+        <w:t>Expose REST endpoints for CRUD operations.</w:t>
+      </w:r>
+    </w:p>
+    <w:p>
+      <w:pPr>
+        <w:rPr>
+          <w:b/>
+          <w:bCs/>
+        </w:rPr>
+      </w:pPr>
+      <w:r>
+        <w:rPr>
+          <w:b/>
+          <w:bCs/>
+        </w:rPr>
+        <w:t>Annotate with @RestController</w:t>
+      </w:r>
+    </w:p>
+    <w:p>
+      <w:pPr>
+        <w:rPr>
+          <w:b/>
+          <w:bCs/>
+        </w:rPr>
+      </w:pPr>
+      <w:r>
+        <w:rPr>
+          <w:b/>
+          <w:bCs/>
+        </w:rPr>
+        <w:t>Map endpoints: /users (GET, POST), /users/{id} (GET)</w:t>
+      </w:r>
+    </w:p>
+    <w:p>
+      <w:pPr>
+        <w:rPr>
+          <w:b/>
+          <w:bCs/>
+        </w:rPr>
+      </w:pPr>
+      <w:r>
+        <w:rPr>
+          <w:b/>
+          <w:bCs/>
+        </w:rPr>
+        <w:t>Return JSON responses</w:t>
+      </w:r>
+    </w:p>
+    <w:p>
+      <w:pPr>
+        <w:rPr>
+          <w:b/>
+          <w:bCs/>
+        </w:rPr>
+      </w:pPr>
+    </w:p>
+    <w:p>
+      <w:pPr>
+        <w:rPr>
+          <w:b/>
+          <w:bCs/>
+        </w:rPr>
+      </w:pPr>
+      <w:r>
+        <w:rPr>
+          <w:b/>
+          <w:bCs/>
+        </w:rPr>
+        <w:drawing>
+          <wp:inline distT="0" distB="0" distL="0" distR="0" wp14:anchorId="63FF9C7D" wp14:editId="434DE22A">
+            <wp:extent cx="6840220" cy="4369443"/>
+            <wp:effectExtent l="0" t="0" r="0" b="0"/>
+            <wp:docPr id="469017536" name="Picture 1"/>
+            <wp:cNvGraphicFramePr>
+              <a:graphicFrameLocks xmlns:a="http://schemas.openxmlformats.org/drawingml/2006/main" noChangeAspect="1"/>
+            </wp:cNvGraphicFramePr>
+            <a:graphic xmlns:a="http://schemas.openxmlformats.org/drawingml/2006/main">
+              <a:graphicData uri="http://schemas.openxmlformats.org/drawingml/2006/picture">
+                <pic:pic xmlns:pic="http://schemas.openxmlformats.org/drawingml/2006/picture">
+                  <pic:nvPicPr>
+                    <pic:cNvPr id="469017536" name=""/>
+                    <pic:cNvPicPr/>
+                  </pic:nvPicPr>
+                  <pic:blipFill>
+                    <a:blip r:embed="rId8"/>
+                    <a:stretch>
+                      <a:fillRect/>
+                    </a:stretch>
+                  </pic:blipFill>
+                  <pic:spPr>
+                    <a:xfrm>
+                      <a:off x="0" y="0"/>
+                      <a:ext cx="6845424" cy="4372767"/>
+                    </a:xfrm>
+                    <a:prstGeom prst="rect">
+                      <a:avLst/>
+                    </a:prstGeom>
+                  </pic:spPr>
+                </pic:pic>
+              </a:graphicData>
+            </a:graphic>
+          </wp:inline>
+        </w:drawing>
+      </w:r>
+    </w:p>
+    <w:p>
+      <w:pPr>
+        <w:rPr>
+          <w:b/>
+          <w:bCs/>
+        </w:rPr>
+      </w:pPr>
+    </w:p>
+    <w:p>
+      <w:pPr>
+        <w:rPr>
+          <w:b/>
+          <w:bCs/>
+        </w:rPr>
+      </w:pPr>
+    </w:p>
+    <w:p>
+      <w:pPr>
+        <w:rPr>
+          <w:b/>
+          <w:bCs/>
+        </w:rPr>
+      </w:pPr>
+    </w:p>
+    <w:p>
+      <w:pPr>
+        <w:rPr>
+          <w:b/>
+          <w:bCs/>
+        </w:rPr>
+      </w:pPr>
+    </w:p>
+    <w:p>
+      <w:pPr>
+        <w:rPr>
+          <w:b/>
+          <w:bCs/>
+        </w:rPr>
+      </w:pPr>
+    </w:p>
+    <w:p>
+      <w:pPr>
+        <w:rPr>
+          <w:b/>
+          <w:bCs/>
+        </w:rPr>
+      </w:pPr>
+    </w:p>
+    <w:p>
+      <w:pPr>
+        <w:rPr>
+          <w:b/>
+          <w:bCs/>
+        </w:rPr>
+      </w:pPr>
+      <w:r>
+        <w:rPr>
+          <w:b/>
+          <w:bCs/>
+        </w:rPr>
+        <w:t>step 07:</w:t>
+      </w:r>
+    </w:p>
+    <w:p>
+      <w:pPr>
+        <w:rPr>
+          <w:b/>
+          <w:bCs/>
+        </w:rPr>
+      </w:pPr>
+    </w:p>
+    <w:p>
+      <w:pPr>
+        <w:rPr>
+          <w:b/>
+          <w:bCs/>
+        </w:rPr>
+      </w:pPr>
+      <w:r>
+        <w:rPr>
+          <w:b/>
+          <w:bCs/>
+        </w:rPr>
+        <w:t>Configure H2 Database</w:t>
+      </w:r>
+    </w:p>
+    <w:p>
+      <w:pPr>
+        <w:rPr>
+          <w:b/>
+          <w:bCs/>
+        </w:rPr>
+      </w:pPr>
+      <w:r>
+        <w:rPr>
+          <w:b/>
+          <w:bCs/>
+        </w:rPr>
+        <w:t>Use in-memory H2 database for simplicity.</w:t>
+      </w:r>
+    </w:p>
+    <w:p>
+      <w:pPr>
+        <w:rPr>
+          <w:b/>
+          <w:bCs/>
+        </w:rPr>
+      </w:pPr>
+      <w:proofErr w:type="spellStart"/>
+      <w:r>
+        <w:rPr>
+          <w:b/>
+          <w:bCs/>
+        </w:rPr>
+        <w:t>src</w:t>
+      </w:r>
+      <w:proofErr w:type="spellEnd"/>
+      <w:r>
+        <w:rPr>
+          <w:b/>
+          <w:bCs/>
+        </w:rPr>
+        <w:t>/main/resources/</w:t>
+      </w:r>
+      <w:proofErr w:type="spellStart"/>
+      <w:r>
+        <w:rPr>
+          <w:b/>
+          <w:bCs/>
+        </w:rPr>
+        <w:t>application.properties</w:t>
+      </w:r>
+      <w:proofErr w:type="spellEnd"/>
+    </w:p>
+    <w:p>
+      <w:pPr>
+        <w:rPr>
+          <w:b/>
+          <w:bCs/>
+        </w:rPr>
+      </w:pPr>
+      <w:r>
+        <w:rPr>
+          <w:b/>
+          <w:bCs/>
+        </w:rPr>
+        <w:t>Add: spring.datasource.url=jdbc:h</w:t>
+      </w:r>
+      <w:proofErr w:type="gramStart"/>
+      <w:r>
+        <w:rPr>
+          <w:b/>
+          <w:bCs/>
+        </w:rPr>
+        <w:t>2:mem</w:t>
+      </w:r>
+      <w:proofErr w:type="gramEnd"/>
+      <w:r>
+        <w:rPr>
+          <w:b/>
+          <w:bCs/>
+        </w:rPr>
+        <w:t>:testdb</w:t>
+      </w:r>
+    </w:p>
+    <w:p>
+      <w:pPr>
+        <w:rPr>
+          <w:b/>
+          <w:bCs/>
+        </w:rPr>
+      </w:pPr>
+      <w:r>
+        <w:rPr>
+          <w:b/>
+          <w:bCs/>
+        </w:rPr>
+        <w:t>Add: spring.h</w:t>
+      </w:r>
+      <w:proofErr w:type="gramStart"/>
+      <w:r>
+        <w:rPr>
+          <w:b/>
+          <w:bCs/>
+        </w:rPr>
+        <w:t>2.console</w:t>
+      </w:r>
+      <w:proofErr w:type="gramEnd"/>
+      <w:r>
+        <w:rPr>
+          <w:b/>
+          <w:bCs/>
+        </w:rPr>
+        <w:t>.enabled=true</w:t>
+      </w:r>
+    </w:p>
+    <w:p>
+      <w:pPr>
+        <w:rPr>
+          <w:b/>
+          <w:bCs/>
+        </w:rPr>
+      </w:pPr>
+      <w:r>
+        <w:rPr>
+          <w:b/>
+          <w:bCs/>
+        </w:rPr>
+        <w:t xml:space="preserve">Add: </w:t>
+      </w:r>
+      <w:proofErr w:type="spellStart"/>
+      <w:r>
+        <w:rPr>
+          <w:b/>
+          <w:bCs/>
+        </w:rPr>
+        <w:t>spring.jpa.hibernate.ddl</w:t>
+      </w:r>
+      <w:proofErr w:type="spellEnd"/>
+      <w:r>
+        <w:rPr>
+          <w:b/>
+          <w:bCs/>
+        </w:rPr>
+        <w:t>-auto=update</w:t>
+      </w:r>
+    </w:p>
+    <w:p>
+      <w:pPr>
+        <w:rPr>
+          <w:b/>
+          <w:bCs/>
+        </w:rPr>
+      </w:pPr>
+    </w:p>
+    <w:p>
+      <w:pPr>
+        <w:rPr>
+          <w:b/>
+          <w:bCs/>
+        </w:rPr>
+      </w:pPr>
+    </w:p>
+    <w:p>
+      <w:pPr>
+        <w:rPr>
+          <w:b/>
+          <w:bCs/>
+        </w:rPr>
+      </w:pPr>
+      <w:r>
+        <w:rPr>
+          <w:b/>
+          <w:bCs/>
+        </w:rPr>
+        <w:drawing>
+          <wp:inline distT="0" distB="0" distL="0" distR="0" wp14:anchorId="19CB6A63" wp14:editId="787711F4">
+            <wp:extent cx="5663362" cy="2858947"/>
+            <wp:effectExtent l="0" t="0" r="0" b="0"/>
+            <wp:docPr id="1147734639" name="Picture 1"/>
+            <wp:cNvGraphicFramePr>
+              <a:graphicFrameLocks xmlns:a="http://schemas.openxmlformats.org/drawingml/2006/main" noChangeAspect="1"/>
+            </wp:cNvGraphicFramePr>
+            <a:graphic xmlns:a="http://schemas.openxmlformats.org/drawingml/2006/main">
+              <a:graphicData uri="http://schemas.openxmlformats.org/drawingml/2006/picture">
+                <pic:pic xmlns:pic="http://schemas.openxmlformats.org/drawingml/2006/picture">
+                  <pic:nvPicPr>
+                    <pic:cNvPr id="1147734639" name=""/>
+                    <pic:cNvPicPr/>
+                  </pic:nvPicPr>
+                  <pic:blipFill>
+                    <a:blip r:embed="rId9"/>
+                    <a:stretch>
+                      <a:fillRect/>
+                    </a:stretch>
+                  </pic:blipFill>
+                  <pic:spPr>
+                    <a:xfrm>
+                      <a:off x="0" y="0"/>
+                      <a:ext cx="5670280" cy="2862439"/>
+                    </a:xfrm>
+                    <a:prstGeom prst="rect">
+                      <a:avLst/>
+                    </a:prstGeom>
+                  </pic:spPr>
+                </pic:pic>
+              </a:graphicData>
+            </a:graphic>
+          </wp:inline>
+        </w:drawing>
+      </w:r>
+    </w:p>
+    <w:p>
+      <w:pPr>
+        <w:rPr>
+          <w:b/>
+          <w:bCs/>
+        </w:rPr>
+      </w:pPr>
+    </w:p>
+    <w:p>
+      <w:pPr>
+        <w:rPr>
+          <w:b/>
+          <w:bCs/>
+        </w:rPr>
+      </w:pPr>
+    </w:p>
+    <w:p>
+      <w:pPr>
+        <w:rPr>
+          <w:b/>
+          <w:bCs/>
+        </w:rPr>
+      </w:pPr>
+    </w:p>
+    <w:p>
+      <w:pPr>
+        <w:rPr>
+          <w:b/>
+          <w:bCs/>
+        </w:rPr>
+      </w:pPr>
+    </w:p>
+    <w:p>
+      <w:pPr>
+        <w:rPr>
+          <w:b/>
+          <w:bCs/>
+        </w:rPr>
+      </w:pPr>
+      <w:r>
+        <w:rPr>
+          <w:b/>
+          <w:bCs/>
+        </w:rPr>
+        <w:t>Step 08:</w:t>
+      </w:r>
+    </w:p>
+    <w:p>
+      <w:pPr>
+        <w:rPr>
+          <w:b/>
+          <w:bCs/>
+        </w:rPr>
+      </w:pPr>
+    </w:p>
+    <w:p>
+      <w:pPr>
+        <w:rPr>
+          <w:b/>
+          <w:bCs/>
+        </w:rPr>
+      </w:pPr>
+      <w:r>
+        <w:rPr>
+          <w:b/>
+          <w:bCs/>
+        </w:rPr>
+        <w:t>now run Application</w:t>
+      </w:r>
+    </w:p>
+    <w:p>
+      <w:pPr>
+        <w:rPr>
+          <w:b/>
+          <w:bCs/>
+        </w:rPr>
+      </w:pPr>
+      <w:r>
+        <w:rPr>
+          <w:b/>
+          <w:bCs/>
+        </w:rPr>
+        <w:t>Start the Spring Boot app.</w:t>
+      </w:r>
+    </w:p>
+    <w:p>
+      <w:pPr>
+        <w:rPr>
+          <w:b/>
+          <w:bCs/>
+        </w:rPr>
+      </w:pPr>
+      <w:r>
+        <w:rPr>
+          <w:b/>
+          <w:bCs/>
+        </w:rPr>
+        <w:t>Run UserserviceApplication.java</w:t>
+      </w:r>
+    </w:p>
+    <w:p>
+      <w:pPr>
+        <w:rPr>
+          <w:b/>
+          <w:bCs/>
+        </w:rPr>
+      </w:pPr>
+      <w:r>
+        <w:rPr>
+          <w:b/>
+          <w:bCs/>
+        </w:rPr>
+        <w:t>Console shows Tomcat started on port 8080</w:t>
+      </w:r>
+    </w:p>
+    <w:p>
+      <w:pPr>
+        <w:rPr>
+          <w:b/>
+          <w:bCs/>
+        </w:rPr>
+      </w:pPr>
+    </w:p>
+    <w:p>
+      <w:pPr>
+        <w:rPr>
+          <w:b/>
+          <w:bCs/>
+        </w:rPr>
+      </w:pPr>
+      <w:r>
+        <w:rPr>
+          <w:b/>
+          <w:bCs/>
+        </w:rPr>
+        <w:t>Step 09:</w:t>
+      </w:r>
+    </w:p>
+    <w:p>
+      <w:pPr>
+        <w:rPr>
+          <w:b/>
+          <w:bCs/>
+        </w:rPr>
+      </w:pPr>
+      <w:r>
+        <w:rPr>
+          <w:b/>
+          <w:bCs/>
+        </w:rPr>
+        <w:t>Test Endpoints</w:t>
+      </w:r>
+    </w:p>
+    <w:p>
+      <w:pPr>
+        <w:rPr>
+          <w:b/>
+          <w:bCs/>
+        </w:rPr>
+      </w:pPr>
+      <w:r>
+        <w:rPr>
+          <w:b/>
+          <w:bCs/>
+        </w:rPr>
+        <w:t>Verify APIs using Postman or browser.</w:t>
+      </w:r>
+    </w:p>
+    <w:p>
+      <w:pPr>
+        <w:rPr>
+          <w:b/>
+          <w:bCs/>
+        </w:rPr>
+      </w:pPr>
+      <w:r>
+        <w:rPr>
+          <w:b/>
+          <w:bCs/>
+        </w:rPr>
+        <w:t>POST http://localhost:8080/users with JSON body</w:t>
+      </w:r>
+    </w:p>
+    <w:p>
+      <w:pPr>
+        <w:rPr>
+          <w:b/>
+          <w:bCs/>
+        </w:rPr>
+      </w:pPr>
+      <w:r>
+        <w:rPr>
+          <w:b/>
+          <w:bCs/>
+        </w:rPr>
+        <w:t>GET http://localhost:8080/users</w:t>
+      </w:r>
+    </w:p>
+    <w:p>
+      <w:pPr>
+        <w:rPr>
+          <w:b/>
+          <w:bCs/>
+        </w:rPr>
+      </w:pPr>
+      <w:r>
+        <w:rPr>
+          <w:b/>
+          <w:bCs/>
+        </w:rPr>
+        <w:t>GET http://localhost:8080/users/{id}</w:t>
+      </w:r>
+    </w:p>
+    <w:p>
+      <w:pPr>
+        <w:rPr>
+          <w:b/>
+          <w:bCs/>
+        </w:rPr>
+      </w:pPr>
+      <w:r>
+        <w:rPr>
+          <w:b/>
+          <w:bCs/>
+        </w:rPr>
+        <w:t>Check H2 console at /h2-console</w:t>
+      </w:r>
+    </w:p>
+    <w:p>
+      <w:pPr>
+        <w:rPr>
+          <w:b/>
+          <w:bCs/>
+        </w:rPr>
+      </w:pPr>
+    </w:p>
+    <w:p>
+      <w:pPr>
+        <w:rPr>
+          <w:b/>
+          <w:bCs/>
+        </w:rPr>
+      </w:pPr>
+      <w:r>
+        <w:rPr>
+          <w:b/>
+          <w:bCs/>
+        </w:rPr>
+        <w:lastRenderedPageBreak/>
+        <w:drawing>
+          <wp:inline distT="0" distB="0" distL="0" distR="0" wp14:anchorId="557720A7" wp14:editId="562C8E11">
+            <wp:extent cx="6705945" cy="4972306"/>
+            <wp:effectExtent l="0" t="0" r="0" b="0"/>
+            <wp:docPr id="26828678" name="Picture 1"/>
+            <wp:cNvGraphicFramePr>
+              <a:graphicFrameLocks xmlns:a="http://schemas.openxmlformats.org/drawingml/2006/main" noChangeAspect="1"/>
+            </wp:cNvGraphicFramePr>
+            <a:graphic xmlns:a="http://schemas.openxmlformats.org/drawingml/2006/main">
+              <a:graphicData uri="http://schemas.openxmlformats.org/drawingml/2006/picture">
+                <pic:pic xmlns:pic="http://schemas.openxmlformats.org/drawingml/2006/picture">
+                  <pic:nvPicPr>
+                    <pic:cNvPr id="26828678" name=""/>
+                    <pic:cNvPicPr/>
+                  </pic:nvPicPr>
+                  <pic:blipFill>
+                    <a:blip r:embed="rId10"/>
+                    <a:stretch>
+                      <a:fillRect/>
+                    </a:stretch>
+                  </pic:blipFill>
+                  <pic:spPr>
+                    <a:xfrm>
+                      <a:off x="0" y="0"/>
+                      <a:ext cx="6705945" cy="4972306"/>
+                    </a:xfrm>
+                    <a:prstGeom prst="rect">
+                      <a:avLst/>
+                    </a:prstGeom>
+                  </pic:spPr>
+                </pic:pic>
+              </a:graphicData>
+            </a:graphic>
+          </wp:inline>
+        </w:drawing>
+      </w:r>
+      <w:r>
+        <w:rPr>
+          <w:b/>
+          <w:bCs/>
+        </w:rPr>
+        <w:br/>
+      </w:r>
+    </w:p>
+    <w:p>
+      <w:pPr>
+        <w:rPr>
+          <w:b/>
+          <w:bCs/>
+        </w:rPr>
+      </w:pPr>
+    </w:p>
+    <w:p>
+      <w:pPr>
+        <w:rPr>
+          <w:b/>
+          <w:bCs/>
+        </w:rPr>
+      </w:pPr>
+      <w:r>
+        <w:rPr>
+          <w:b/>
+          <w:bCs/>
+        </w:rPr>
+        <w:t>&lt;dependency&gt;</w:t>
+      </w:r>
+    </w:p>
+    <w:p>
+      <w:pPr>
+        <w:rPr>
+          <w:b/>
+          <w:bCs/>
+        </w:rPr>
+      </w:pPr>
+      <w:r>
+        <w:rPr>
+          <w:b/>
+          <w:bCs/>
+        </w:rPr>
+        <w:t>    &lt;</w:t>
+      </w:r>
+      <w:proofErr w:type="spellStart"/>
+      <w:r>
+        <w:rPr>
+          <w:b/>
+          <w:bCs/>
+        </w:rPr>
+        <w:t>groupId</w:t>
+      </w:r>
+      <w:proofErr w:type="spellEnd"/>
+      <w:r>
+        <w:rPr>
+          <w:b/>
+          <w:bCs/>
+        </w:rPr>
+        <w:t>&gt;</w:t>
+      </w:r>
+      <w:proofErr w:type="spellStart"/>
+      <w:r>
+        <w:rPr>
+          <w:b/>
+          <w:bCs/>
+        </w:rPr>
+        <w:t>jakarta.persistence</w:t>
+      </w:r>
+      <w:proofErr w:type="spellEnd"/>
+      <w:r>
+        <w:rPr>
+          <w:b/>
+          <w:bCs/>
+        </w:rPr>
+        <w:t>&lt;/</w:t>
+      </w:r>
+      <w:proofErr w:type="spellStart"/>
+      <w:r>
+        <w:rPr>
+          <w:b/>
+          <w:bCs/>
+        </w:rPr>
+        <w:t>groupId</w:t>
+      </w:r>
+      <w:proofErr w:type="spellEnd"/>
+      <w:r>
+        <w:rPr>
+          <w:b/>
+          <w:bCs/>
+        </w:rPr>
+        <w:t>&gt;</w:t>
+      </w:r>
+    </w:p>
+    <w:p>
+      <w:pPr>
+        <w:rPr>
+          <w:b/>
+          <w:bCs/>
+        </w:rPr>
+      </w:pPr>
+      <w:r>
+        <w:rPr>
+          <w:b/>
+          <w:bCs/>
+        </w:rPr>
+        <w:t>    &lt;</w:t>
+      </w:r>
+      <w:proofErr w:type="spellStart"/>
+      <w:r>
+        <w:rPr>
+          <w:b/>
+          <w:bCs/>
+        </w:rPr>
+        <w:t>artifactId</w:t>
+      </w:r>
+      <w:proofErr w:type="spellEnd"/>
+      <w:r>
+        <w:rPr>
+          <w:b/>
+          <w:bCs/>
+        </w:rPr>
+        <w:t>&gt;</w:t>
+      </w:r>
+      <w:proofErr w:type="spellStart"/>
+      <w:r>
+        <w:rPr>
+          <w:b/>
+          <w:bCs/>
+        </w:rPr>
+        <w:t>jakarta.persistence-api</w:t>
+      </w:r>
+      <w:proofErr w:type="spellEnd"/>
+      <w:r>
+        <w:rPr>
+          <w:b/>
+          <w:bCs/>
+        </w:rPr>
+        <w:t>&lt;/</w:t>
+      </w:r>
+      <w:proofErr w:type="spellStart"/>
+      <w:r>
+        <w:rPr>
+          <w:b/>
+          <w:bCs/>
+        </w:rPr>
+        <w:t>artifactId</w:t>
+      </w:r>
+      <w:proofErr w:type="spellEnd"/>
+      <w:r>
+        <w:rPr>
+          <w:b/>
+          <w:bCs/>
+        </w:rPr>
+        <w:t>&gt;</w:t>
+      </w:r>
+    </w:p>
+    <w:p>
+      <w:pPr>
+        <w:rPr>
+          <w:b/>
+          <w:bCs/>
+        </w:rPr>
+      </w:pPr>
+      <w:r>
+        <w:rPr>
+          <w:b/>
+          <w:bCs/>
+        </w:rPr>
+        <w:t>    &lt;version&gt;3.2.0&lt;/version&gt;</w:t>
+      </w:r>
+    </w:p>
+    <w:p>
+      <w:pPr>
+        <w:rPr>
+          <w:b/>
+          <w:bCs/>
+        </w:rPr>
+      </w:pPr>
+      <w:r>
+        <w:rPr>
+          <w:b/>
+          <w:bCs/>
+        </w:rPr>
+        <w:t>&lt;/dependency&gt;</w:t>
+      </w:r>
     </w:p>
     <w:p>
       <w:pPr>
